--- a/Docs/Prawler Firmware Documentation.docx
+++ b/Docs/Prawler Firmware Documentation.docx
@@ -20369,15 +20369,38 @@
     </w:p>
     <w:p/>
     <w:p/>
+    <w:p>
+      <w:pPr>
+        <w:spacing w:after="0" w:line="240" w:lineRule="auto"/>
+        <w:rPr>
+          <w:rFonts w:asciiTheme="majorHAnsi" w:eastAsiaTheme="majorEastAsia" w:hAnsiTheme="majorHAnsi" w:cstheme="majorBidi"/>
+          <w:color w:val="0F4761" w:themeColor="accent1" w:themeShade="BF"/>
+          <w:sz w:val="40"/>
+          <w:szCs w:val="40"/>
+        </w:rPr>
+      </w:pPr>
+      <w:r>
+        <w:br w:type="page"/>
+      </w:r>
+    </w:p>
+    <w:p>
+      <w:pPr>
+        <w:pStyle w:val="Heading1"/>
+      </w:pPr>
+      <w:r>
+        <w:lastRenderedPageBreak/>
+        <w:t xml:space="preserve">Appendix C – Client-Side </w:t>
+      </w:r>
+      <w:proofErr w:type="spellStart"/>
+      <w:r>
+        <w:t>Wifi</w:t>
+      </w:r>
+      <w:proofErr w:type="spellEnd"/>
+      <w:r>
+        <w:t>-Module Setup</w:t>
+      </w:r>
+    </w:p>
     <w:p/>
-    <w:p>
-      <w:pPr>
-        <w:pStyle w:val="Heading1"/>
-      </w:pPr>
-      <w:r>
-        <w:t xml:space="preserve"> </w:t>
-      </w:r>
-    </w:p>
     <w:sectPr>
       <w:pgSz w:w="12240" w:h="15840"/>
       <w:pgMar w:top="1440" w:right="1440" w:bottom="1440" w:left="1440" w:header="0" w:footer="0" w:gutter="0"/>
